--- a/docs/fase-1/1.2_Diario_Reflexion.docx
+++ b/docs/fase-1/1.2_Diario_Reflexion.docx
@@ -381,7 +381,7 @@
                 <w:sz w:val="20"/>
                 <w:szCs w:val="20"/>
               </w:rPr>
-              <w:t xml:space="preserve">En Big Data me gustó trabajar con un caso real y grande: armamos pipelines batch y streaming en Google Cloud con datos de taxis de Nueva York, y ahí entendí cómo se mueve la información en una empresa. En Minería de Datos me gustó entender cómo funcionan los modelos por dentro, con la metodología CRISP-DM y la validación cruzada, y este semestre en Deep Learning lo estoy llevando a redes neuronales. También me sirvió Programación Segura, porque me hizo mirar mis propios proyectos de otra forma, pensando en cómo podrían atacarlos.</w:t>
+              <w:t xml:space="preserve">En Big Data me gustó trabajar con un caso real y grande: armamos pipelines batch y streaming en Google Cloud con datos de taxis de Nueva York, y ahí entendí cómo se mueve la información en una empresa. En Minería de Datos me gustó entender cómo funcionan los modelos por dentro, con la metodología CRISP-DM y la validación cruzada, y este semestre en Deep Learning lo estoy llevando a redes neuronales. También me sirvió la asignatura de gestión de riesgos en proyectos TI, porque me enseñó a anticipar problemas y planificar cómo resolverlos antes de que pasen.</w:t>
             </w:r>
           </w:p>
           <w:p>
